--- a/PYTHON/Shekhar_Kumar_Sinha_ATS_Resume_Modified.docx
+++ b/PYTHON/Shekhar_Kumar_Sinha_ATS_Resume_Modified.docx
@@ -108,6 +108,9 @@
       </w:r>
       <w:r>
         <w:t xml:space="preserve"> Automation</w:t>
+      </w:r>
+      <w:r>
+        <w:t xml:space="preserve"> (Fundamentals, Pandas, NumPy, Reading and Writing Files, Web scrapping)</w:t>
       </w:r>
     </w:p>
     <w:p>
